--- a/Sprints/Sprint Retrospectives/Sprint Retrospektiv Uke 7.docx
+++ b/Sprints/Sprint Retrospectives/Sprint Retrospektiv Uke 7.docx
@@ -18,16 +18,17 @@
       <w:r>
         <w:t xml:space="preserve"> </w:t>
       </w:r>
-      <w:proofErr w:type="spellStart"/>
       <w:r>
-        <w:t>Iteration</w:t>
+        <w:t xml:space="preserve">Uke </w:t>
       </w:r>
-      <w:proofErr w:type="spellEnd"/>
+      <w:r>
+        <w:t>7</w:t>
+      </w:r>
       <w:r>
         <w:t xml:space="preserve"> </w:t>
       </w:r>
       <w:r>
-        <w:t>7</w:t>
+        <w:t>(10.02 – 14.02)</w:t>
       </w:r>
     </w:p>
     <w:tbl>
@@ -180,7 +181,10 @@
               <w:pStyle w:val="BodyText"/>
             </w:pPr>
             <w:r>
-              <w:t>09/02/2026</w:t>
+              <w:t>16</w:t>
+            </w:r>
+            <w:r>
+              <w:t>/02/2026</w:t>
             </w:r>
           </w:p>
         </w:tc>
@@ -323,21 +327,8 @@
             <w:r>
               <w:t xml:space="preserve">God kommunikasjon med kunden om </w:t>
             </w:r>
-            <w:proofErr w:type="spellStart"/>
             <w:r>
-              <w:t>scope</w:t>
-            </w:r>
-            <w:proofErr w:type="spellEnd"/>
-            <w:r>
-              <w:t xml:space="preserve"> og </w:t>
-            </w:r>
-            <w:proofErr w:type="spellStart"/>
-            <w:r>
-              <w:t>biblotekbruk</w:t>
-            </w:r>
-            <w:proofErr w:type="spellEnd"/>
-            <w:r>
-              <w:t>.</w:t>
+              <w:t>scope og biblotekbruk.</w:t>
             </w:r>
           </w:p>
         </w:tc>
@@ -465,70 +456,36 @@
           <w:bCs/>
         </w:rPr>
       </w:pPr>
-      <w:proofErr w:type="gramStart"/>
       <w:r>
         <w:rPr>
           <w:b/>
           <w:bCs/>
         </w:rPr>
-        <w:t>[ ]</w:t>
+        <w:t>[ ] Prototype-fokus: Alt arbeid denne uken skal lede frem til noe vi kan vise kunden på neste møte.</w:t>
       </w:r>
-      <w:proofErr w:type="gramEnd"/>
+    </w:p>
+    <w:p>
+      <w:pPr>
+        <w:ind w:left="360"/>
+        <w:rPr>
+          <w:b/>
+          <w:bCs/>
+        </w:rPr>
+      </w:pPr>
+    </w:p>
+    <w:p>
+      <w:pPr>
+        <w:rPr>
+          <w:b/>
+          <w:bCs/>
+        </w:rPr>
+      </w:pPr>
       <w:r>
         <w:rPr>
           <w:b/>
           <w:bCs/>
         </w:rPr>
-        <w:t xml:space="preserve"> Prototype-fokus: Alt arbeid denne uken skal lede frem til noe vi kan vise kunden på neste møte.</w:t>
-      </w:r>
-    </w:p>
-    <w:p>
-      <w:pPr>
-        <w:ind w:left="360"/>
-        <w:rPr>
-          <w:b/>
-          <w:bCs/>
-        </w:rPr>
-      </w:pPr>
-    </w:p>
-    <w:p>
-      <w:pPr>
-        <w:rPr>
-          <w:b/>
-          <w:bCs/>
-        </w:rPr>
-      </w:pPr>
-      <w:proofErr w:type="gramStart"/>
-      <w:r>
-        <w:rPr>
-          <w:b/>
-          <w:bCs/>
-        </w:rPr>
-        <w:t>[ ]</w:t>
-      </w:r>
-      <w:proofErr w:type="gramEnd"/>
-      <w:r>
-        <w:rPr>
-          <w:b/>
-          <w:bCs/>
-        </w:rPr>
-        <w:t xml:space="preserve"> Dokument-struktur: Daniel bruker mandag/tirsdag på </w:t>
-      </w:r>
-      <w:proofErr w:type="spellStart"/>
-      <w:r>
-        <w:rPr>
-          <w:b/>
-          <w:bCs/>
-        </w:rPr>
-        <w:t>Issue</w:t>
-      </w:r>
-      <w:proofErr w:type="spellEnd"/>
-      <w:r>
-        <w:rPr>
-          <w:b/>
-          <w:bCs/>
-        </w:rPr>
-        <w:t xml:space="preserve"> #15 for </w:t>
+        <w:t xml:space="preserve">[ ] Dokument-struktur: Daniel bruker mandag/tirsdag på Issue #15 for </w:t>
       </w:r>
       <w:r>
         <w:rPr>
@@ -771,21 +728,11 @@
     <w:r>
       <w:t xml:space="preserve"> </w:t>
     </w:r>
-    <w:r>
-      <w:fldChar w:fldCharType="begin"/>
-    </w:r>
-    <w:r>
-      <w:instrText xml:space="preserve"> NUMPAGES </w:instrText>
-    </w:r>
-    <w:r>
-      <w:fldChar w:fldCharType="separate"/>
-    </w:r>
-    <w:r>
-      <w:t>1</w:t>
-    </w:r>
-    <w:r>
-      <w:fldChar w:fldCharType="end"/>
-    </w:r>
+    <w:fldSimple w:instr=" NUMPAGES ">
+      <w:r>
+        <w:t>1</w:t>
+      </w:r>
+    </w:fldSimple>
   </w:p>
   <w:p>
     <w:pPr>
